--- a/AndrewBennettCIS30ACourseProjectDocumentation.docx
+++ b/AndrewBennettCIS30ACourseProjectDocumentation.docx
@@ -50,207 +50,709 @@
       </w:r>
     </w:p>
     <w:p>
-      <w:r>
-        <w:t>Import Pynput library</w:t>
-      </w:r>
-    </w:p>
-    <w:p>
-      <w:r>
-        <w:t>Import keyboard library from Pynput</w:t>
-      </w:r>
-    </w:p>
-    <w:p>
-      <w:r>
-        <w:t>Define variable for file location</w:t>
-      </w:r>
-    </w:p>
-    <w:p>
-      <w:r>
-        <w:t>Define list for containing all logged key presses</w:t>
-      </w:r>
-    </w:p>
-    <w:p>
-      <w:r>
-        <w:t xml:space="preserve">Define </w:t>
-      </w:r>
-      <w:proofErr w:type="spellStart"/>
-      <w:r>
-        <w:t>on_press</w:t>
-      </w:r>
-      <w:proofErr w:type="spellEnd"/>
-      <w:r>
-        <w:t xml:space="preserve"> function</w:t>
-      </w:r>
-    </w:p>
-    <w:p>
-      <w:r>
-        <w:tab/>
-      </w:r>
-      <w:r>
-        <w:t>Add key pressed into keys list</w:t>
-      </w:r>
-    </w:p>
-    <w:p>
-      <w:r>
-        <w:tab/>
+      <w:pPr>
+        <w:rPr>
+          <w:b/>
+          <w:bCs/>
+        </w:rPr>
+      </w:pPr>
+      <w:r>
+        <w:rPr>
+          <w:b/>
+          <w:bCs/>
+        </w:rPr>
+        <w:t>main.py:</w:t>
+      </w:r>
+    </w:p>
+    <w:p>
+      <w:pPr>
+        <w:ind w:firstLine="720"/>
+      </w:pPr>
+      <w:r>
+        <w:t xml:space="preserve">Import </w:t>
+      </w:r>
+      <w:r>
+        <w:t>key logger</w:t>
+      </w:r>
+    </w:p>
+    <w:p>
+      <w:pPr>
+        <w:ind w:firstLine="720"/>
+      </w:pPr>
+      <w:r>
+        <w:t xml:space="preserve">Import </w:t>
+      </w:r>
+      <w:r>
+        <w:t>file handler</w:t>
+      </w:r>
+    </w:p>
+    <w:p>
+      <w:pPr>
+        <w:ind w:firstLine="720"/>
+      </w:pPr>
+      <w:r>
+        <w:t>Define user1 variable as UserFileHandler class</w:t>
+      </w:r>
+    </w:p>
+    <w:p>
+      <w:pPr>
+        <w:ind w:firstLine="720"/>
+      </w:pPr>
+      <w:r>
+        <w:t>Call handleUserData function from file handler</w:t>
+      </w:r>
+    </w:p>
+    <w:p>
+      <w:pPr>
+        <w:ind w:firstLine="720"/>
+      </w:pPr>
+      <w:r>
+        <w:t>Print data from user input</w:t>
+      </w:r>
+    </w:p>
+    <w:p>
+      <w:pPr>
+        <w:ind w:firstLine="720"/>
+      </w:pPr>
+      <w:r>
+        <w:t>Call startLog function from key logger</w:t>
+      </w:r>
+    </w:p>
+    <w:p>
+      <w:pPr>
+        <w:rPr>
+          <w:b/>
+          <w:bCs/>
+        </w:rPr>
+      </w:pPr>
+      <w:r>
+        <w:rPr>
+          <w:b/>
+          <w:bCs/>
+        </w:rPr>
+        <w:t>keyLog.py:</w:t>
+      </w:r>
+    </w:p>
+    <w:p>
+      <w:pPr>
+        <w:ind w:firstLine="720"/>
+      </w:pPr>
+      <w:r>
+        <w:t>Define startLog() function</w:t>
+      </w:r>
+    </w:p>
+    <w:p>
+      <w:pPr>
+        <w:ind w:left="720" w:firstLine="720"/>
+      </w:pPr>
+      <w:r>
+        <w:t>Open log text file in append mode</w:t>
+      </w:r>
+    </w:p>
+    <w:p>
+      <w:pPr>
+        <w:ind w:left="720" w:firstLine="720"/>
+      </w:pPr>
+      <w:r>
+        <w:t>Define on_press function</w:t>
+      </w:r>
+    </w:p>
+    <w:p>
+      <w:pPr>
+        <w:ind w:left="2160"/>
+      </w:pPr>
+      <w:r>
+        <w:t xml:space="preserve">Call write_file function </w:t>
+      </w:r>
+      <w:r>
+        <w:t>whenever a key is pressed and write the                             pressed key to file</w:t>
+      </w:r>
+    </w:p>
+    <w:p>
+      <w:pPr>
+        <w:ind w:firstLine="720"/>
+      </w:pPr>
+      <w:r>
+        <w:tab/>
+      </w:r>
+      <w:r>
+        <w:tab/>
+      </w:r>
+      <w:r>
+        <w:tab/>
+      </w:r>
+      <w:r>
+        <w:t>Write key pressed to the file</w:t>
+      </w:r>
+    </w:p>
+    <w:p>
+      <w:pPr>
+        <w:ind w:left="720" w:firstLine="720"/>
+      </w:pPr>
+      <w:r>
+        <w:t>Define on_release function</w:t>
+      </w:r>
+    </w:p>
+    <w:p>
+      <w:r>
+        <w:lastRenderedPageBreak/>
+        <w:tab/>
+      </w:r>
+      <w:r>
+        <w:tab/>
+      </w:r>
+      <w:r>
+        <w:tab/>
+      </w:r>
+      <w:r>
+        <w:t>If the key release</w:t>
+      </w:r>
+      <w:r>
+        <w:t>d</w:t>
+      </w:r>
+      <w:r>
+        <w:t xml:space="preserve"> was the Escape key</w:t>
+      </w:r>
+    </w:p>
+    <w:p>
+      <w:r>
+        <w:tab/>
+      </w:r>
+      <w:r>
+        <w:tab/>
+      </w:r>
+      <w:r>
+        <w:tab/>
+      </w:r>
+      <w:r>
+        <w:tab/>
+      </w:r>
+      <w:r>
+        <w:t>End Listener by returning False</w:t>
+      </w:r>
+    </w:p>
+    <w:p>
+      <w:pPr>
+        <w:ind w:left="720" w:firstLine="720"/>
+      </w:pPr>
+      <w:r>
+        <w:t>With listener use on_press and on_release functions</w:t>
+      </w:r>
+    </w:p>
+    <w:p>
+      <w:pPr>
+        <w:rPr>
+          <w:b/>
+          <w:bCs/>
+        </w:rPr>
+      </w:pPr>
+      <w:r>
+        <w:rPr>
+          <w:b/>
+          <w:bCs/>
+        </w:rPr>
+        <w:t>UserDataHandling.py:</w:t>
+      </w:r>
+    </w:p>
+    <w:p>
+      <w:r>
+        <w:rPr>
+          <w:b/>
+          <w:bCs/>
+        </w:rPr>
+        <w:tab/>
+      </w:r>
+      <w:r>
+        <w:t>Define User class</w:t>
+      </w:r>
+    </w:p>
+    <w:p>
+      <w:r>
+        <w:tab/>
+      </w:r>
+      <w:r>
+        <w:tab/>
+        <w:t>Define userInfo variable as dictionary</w:t>
+      </w:r>
+    </w:p>
+    <w:p>
+      <w:r>
+        <w:tab/>
+      </w:r>
+      <w:r>
+        <w:tab/>
+      </w:r>
+      <w:r>
+        <w:tab/>
+        <w:t>Name as string</w:t>
+      </w:r>
+    </w:p>
+    <w:p>
+      <w:r>
+        <w:tab/>
+      </w:r>
+      <w:r>
+        <w:tab/>
+      </w:r>
+      <w:r>
+        <w:tab/>
+        <w:t>Age as int</w:t>
+      </w:r>
+    </w:p>
+    <w:p>
+      <w:r>
+        <w:tab/>
+      </w:r>
+      <w:r>
+        <w:tab/>
+      </w:r>
+      <w:r>
+        <w:tab/>
+      </w:r>
+      <w:r>
+        <w:t>Phone as int</w:t>
+      </w:r>
+    </w:p>
+    <w:p>
+      <w:r>
+        <w:tab/>
+      </w:r>
+      <w:r>
+        <w:tab/>
+      </w:r>
+      <w:r>
+        <w:tab/>
+        <w:t>Marital as string</w:t>
+      </w:r>
+    </w:p>
+    <w:p>
+      <w:r>
+        <w:tab/>
+      </w:r>
+      <w:r>
+        <w:tab/>
+      </w:r>
+      <w:r>
+        <w:tab/>
+        <w:t>Country as string</w:t>
+      </w:r>
+    </w:p>
+    <w:p>
+      <w:r>
+        <w:tab/>
+      </w:r>
+      <w:r>
+        <w:tab/>
+      </w:r>
+      <w:r>
+        <w:tab/>
+        <w:t>Number as int</w:t>
+      </w:r>
+    </w:p>
+    <w:p>
+      <w:r>
+        <w:tab/>
+      </w:r>
+      <w:r>
+        <w:tab/>
+        <w:t>Define takeUserInput function</w:t>
+      </w:r>
+    </w:p>
+    <w:p>
+      <w:r>
+        <w:tab/>
+      </w:r>
+      <w:r>
+        <w:tab/>
+      </w:r>
+      <w:r>
+        <w:tab/>
+        <w:t>Try except TypeError</w:t>
+      </w:r>
+    </w:p>
+    <w:p>
+      <w:pPr>
+        <w:ind w:left="2880"/>
+      </w:pPr>
+      <w:r>
+        <w:t>Print request for user input</w:t>
+      </w:r>
+      <w:r>
+        <w:t xml:space="preserve"> for each variable in userInfo dictionary</w:t>
+      </w:r>
+    </w:p>
+    <w:p>
+      <w:pPr>
+        <w:rPr>
+          <w:b/>
+          <w:bCs/>
+        </w:rPr>
+      </w:pPr>
+    </w:p>
+    <w:p>
+      <w:pPr>
+        <w:rPr>
+          <w:b/>
+          <w:bCs/>
+        </w:rPr>
+      </w:pPr>
+      <w:r>
+        <w:rPr>
+          <w:b/>
+          <w:bCs/>
+        </w:rPr>
+        <w:t>fileHandling.py:</w:t>
+      </w:r>
+    </w:p>
+    <w:p>
+      <w:pPr>
+        <w:ind w:firstLine="720"/>
+      </w:pPr>
+      <w:r>
+        <w:t>Define file path variable</w:t>
+      </w:r>
+    </w:p>
+    <w:p>
+      <w:pPr>
+        <w:ind w:firstLine="720"/>
+      </w:pPr>
+      <w:r>
+        <w:t>Define UserFileHandler class as child of User</w:t>
+      </w:r>
+    </w:p>
+    <w:p>
+      <w:pPr>
+        <w:ind w:firstLine="720"/>
+      </w:pPr>
+      <w:r>
+        <w:tab/>
+        <w:t>Define variables for indicating validation for data as Booleans</w:t>
+      </w:r>
+      <w:r>
+        <w:tab/>
+      </w:r>
+      <w:r>
+        <w:tab/>
+      </w:r>
+    </w:p>
+    <w:p>
+      <w:pPr>
+        <w:ind w:firstLine="720"/>
+      </w:pPr>
+      <w:r>
+        <w:tab/>
+      </w:r>
+      <w:r>
+        <w:t>Define validateUserData function</w:t>
+      </w:r>
+      <w:r>
+        <w:tab/>
+      </w:r>
+    </w:p>
+    <w:p>
+      <w:pPr>
+        <w:ind w:left="1440" w:firstLine="720"/>
+      </w:pPr>
+      <w:r>
+        <w:t>If</w:t>
+      </w:r>
+      <w:r>
+        <w:t xml:space="preserve"> Name is alphabetical</w:t>
+      </w:r>
+    </w:p>
+    <w:p>
+      <w:pPr>
+        <w:ind w:firstLine="720"/>
+      </w:pPr>
+      <w:r>
+        <w:tab/>
+      </w:r>
+      <w:r>
+        <w:tab/>
+      </w:r>
+      <w:r>
+        <w:tab/>
+        <w:t>Set as True</w:t>
+      </w:r>
+    </w:p>
+    <w:p>
+      <w:pPr>
+        <w:ind w:firstLine="720"/>
+      </w:pPr>
+      <w:r>
+        <w:tab/>
+      </w:r>
+      <w:r>
+        <w:tab/>
+        <w:t>If Age is numerical</w:t>
+      </w:r>
+    </w:p>
+    <w:p>
+      <w:pPr>
+        <w:ind w:firstLine="720"/>
+      </w:pPr>
+      <w:r>
+        <w:tab/>
+      </w:r>
+      <w:r>
+        <w:tab/>
+      </w:r>
+      <w:r>
+        <w:tab/>
+        <w:t>Set as True</w:t>
+      </w:r>
+    </w:p>
+    <w:p>
+      <w:pPr>
+        <w:ind w:firstLine="720"/>
+      </w:pPr>
+      <w:r>
+        <w:lastRenderedPageBreak/>
+        <w:tab/>
+      </w:r>
+    </w:p>
+    <w:p>
+      <w:pPr>
+        <w:ind w:left="720" w:firstLine="720"/>
+      </w:pPr>
+      <w:r>
+        <w:t>If Phone is numerical</w:t>
+      </w:r>
+    </w:p>
+    <w:p>
+      <w:pPr>
+        <w:ind w:firstLine="720"/>
+      </w:pPr>
+      <w:r>
+        <w:tab/>
+      </w:r>
+      <w:r>
+        <w:tab/>
+        <w:t>Set as True</w:t>
+      </w:r>
+    </w:p>
+    <w:p>
+      <w:pPr>
+        <w:ind w:left="720" w:firstLine="720"/>
+      </w:pPr>
+      <w:r>
+        <w:t>If Marital is alphabetical</w:t>
+      </w:r>
+    </w:p>
+    <w:p>
+      <w:pPr>
+        <w:ind w:firstLine="720"/>
+      </w:pPr>
+      <w:r>
+        <w:tab/>
+      </w:r>
+      <w:r>
+        <w:tab/>
+        <w:t>Set as True</w:t>
+      </w:r>
+    </w:p>
+    <w:p>
+      <w:pPr>
+        <w:ind w:left="720" w:firstLine="720"/>
+      </w:pPr>
+      <w:r>
+        <w:t>If Country is alphabetical</w:t>
+      </w:r>
+    </w:p>
+    <w:p>
+      <w:pPr>
+        <w:ind w:firstLine="720"/>
+      </w:pPr>
+      <w:r>
+        <w:tab/>
+      </w:r>
+      <w:r>
+        <w:tab/>
+        <w:t>Set as True</w:t>
+      </w:r>
+    </w:p>
+    <w:p>
+      <w:pPr>
+        <w:ind w:left="720" w:firstLine="720"/>
+      </w:pPr>
+      <w:r>
+        <w:t>If Number is numerical</w:t>
+      </w:r>
+    </w:p>
+    <w:p>
+      <w:pPr>
+        <w:ind w:firstLine="720"/>
+      </w:pPr>
+      <w:r>
+        <w:tab/>
+      </w:r>
+      <w:r>
+        <w:tab/>
+        <w:t>Set as True</w:t>
+      </w:r>
+    </w:p>
+    <w:p>
+      <w:pPr>
+        <w:ind w:left="720" w:firstLine="720"/>
+      </w:pPr>
+      <w:r>
+        <w:t>If all variables are True</w:t>
+      </w:r>
+    </w:p>
+    <w:p>
+      <w:pPr>
+        <w:ind w:firstLine="720"/>
+      </w:pPr>
+      <w:r>
+        <w:tab/>
+      </w:r>
+      <w:r>
+        <w:tab/>
+        <w:t>Return True</w:t>
+      </w:r>
+    </w:p>
+    <w:p>
+      <w:pPr>
+        <w:ind w:left="720" w:firstLine="720"/>
+      </w:pPr>
+      <w:r>
+        <w:t>Else</w:t>
+      </w:r>
+    </w:p>
+    <w:p>
+      <w:pPr>
+        <w:ind w:firstLine="720"/>
+      </w:pPr>
+      <w:r>
+        <w:tab/>
+      </w:r>
+      <w:r>
+        <w:tab/>
+        <w:t>Return False</w:t>
+      </w:r>
+    </w:p>
+    <w:p>
+      <w:r>
+        <w:tab/>
+        <w:t>Define storeUserData function</w:t>
+      </w:r>
+    </w:p>
+    <w:p>
+      <w:r>
+        <w:tab/>
+      </w:r>
+      <w:r>
+        <w:tab/>
+        <w:t>Open user info file in write mode</w:t>
+      </w:r>
+    </w:p>
+    <w:p>
+      <w:r>
+        <w:tab/>
+      </w:r>
+      <w:r>
+        <w:tab/>
+      </w:r>
+      <w:r>
+        <w:tab/>
+        <w:t>Write values of each variable into user info file</w:t>
+      </w:r>
+    </w:p>
+    <w:p>
+      <w:r>
+        <w:tab/>
+        <w:t>Define readUserData function</w:t>
+      </w:r>
+    </w:p>
+    <w:p>
+      <w:r>
+        <w:tab/>
+      </w:r>
+      <w:r>
+        <w:tab/>
+        <w:t>Open user info file in read mode</w:t>
+      </w:r>
+    </w:p>
+    <w:p>
+      <w:r>
+        <w:tab/>
+      </w:r>
+      <w:r>
+        <w:tab/>
+      </w:r>
+      <w:r>
+        <w:tab/>
+        <w:t>Print each line of user info file</w:t>
+      </w:r>
+    </w:p>
+    <w:p>
+      <w:r>
+        <w:tab/>
+        <w:t>Define handleUserData function</w:t>
+      </w:r>
+    </w:p>
+    <w:p>
+      <w:r>
+        <w:tab/>
+      </w:r>
+      <w:r>
+        <w:tab/>
+        <w:t>If validateUserData returns True</w:t>
+      </w:r>
+    </w:p>
+    <w:p>
+      <w:r>
+        <w:tab/>
+      </w:r>
+      <w:r>
+        <w:tab/>
+      </w:r>
+      <w:r>
+        <w:tab/>
+        <w:t>Call storeUserData() with userInfo content as arguments</w:t>
+      </w:r>
+    </w:p>
+    <w:p>
+      <w:r>
+        <w:tab/>
+      </w:r>
+      <w:r>
+        <w:tab/>
+      </w:r>
+      <w:r>
+        <w:tab/>
+      </w:r>
+      <w:r>
         <w:t xml:space="preserve">Call </w:t>
       </w:r>
-      <w:proofErr w:type="spellStart"/>
-      <w:r>
-        <w:t>write_file</w:t>
-      </w:r>
-      <w:proofErr w:type="spellEnd"/>
-      <w:r>
-        <w:t xml:space="preserve"> function with keys list as argument</w:t>
-      </w:r>
-    </w:p>
-    <w:p>
-      <w:r>
-        <w:tab/>
-        <w:t>Try to print the pressed key if its alphanumeric</w:t>
-      </w:r>
-    </w:p>
-    <w:p>
-      <w:r>
-        <w:tab/>
-        <w:t xml:space="preserve">Except if </w:t>
-      </w:r>
-      <w:proofErr w:type="spellStart"/>
-      <w:r>
-        <w:t>theres</w:t>
-      </w:r>
-      <w:proofErr w:type="spellEnd"/>
-      <w:r>
-        <w:t xml:space="preserve"> an </w:t>
-      </w:r>
-      <w:proofErr w:type="spellStart"/>
-      <w:r>
-        <w:t>AttributeError</w:t>
-      </w:r>
-      <w:proofErr w:type="spellEnd"/>
-      <w:r>
-        <w:t xml:space="preserve"> and print the special symbol key pressed</w:t>
-      </w:r>
-    </w:p>
-    <w:p>
-      <w:r>
-        <w:t xml:space="preserve">Define </w:t>
-      </w:r>
-      <w:proofErr w:type="spellStart"/>
-      <w:r>
-        <w:t>write_file</w:t>
-      </w:r>
-      <w:proofErr w:type="spellEnd"/>
-      <w:r>
-        <w:t xml:space="preserve"> function</w:t>
-      </w:r>
-    </w:p>
-    <w:p>
-      <w:pPr>
-        <w:ind w:firstLine="720"/>
-      </w:pPr>
-      <w:r>
-        <w:t>Open text file</w:t>
-      </w:r>
-    </w:p>
-    <w:p>
-      <w:pPr>
-        <w:ind w:firstLine="720"/>
-      </w:pPr>
-      <w:r>
-        <w:t>For each key in keys list</w:t>
-      </w:r>
-    </w:p>
-    <w:p>
-      <w:pPr>
-        <w:ind w:firstLine="720"/>
-      </w:pPr>
-      <w:r>
-        <w:tab/>
-        <w:t>Format the detected key press for readability</w:t>
-      </w:r>
-    </w:p>
-    <w:p>
-      <w:pPr>
-        <w:ind w:firstLine="720"/>
-      </w:pPr>
-      <w:r>
-        <w:tab/>
-        <w:t>Write key pressed to the file</w:t>
-      </w:r>
-    </w:p>
-    <w:p>
-      <w:r>
-        <w:t xml:space="preserve">Define </w:t>
-      </w:r>
-      <w:proofErr w:type="spellStart"/>
-      <w:r>
-        <w:t>on_release</w:t>
-      </w:r>
-      <w:proofErr w:type="spellEnd"/>
-      <w:r>
-        <w:t xml:space="preserve"> function</w:t>
-      </w:r>
-    </w:p>
-    <w:p>
-      <w:r>
-        <w:lastRenderedPageBreak/>
-        <w:tab/>
-        <w:t>Print the key released</w:t>
-      </w:r>
-    </w:p>
-    <w:p>
-      <w:r>
-        <w:tab/>
-        <w:t>If the key release was the Escape key</w:t>
-      </w:r>
-    </w:p>
-    <w:p>
-      <w:r>
-        <w:tab/>
-      </w:r>
-      <w:r>
-        <w:tab/>
-        <w:t>End Listener by returning False</w:t>
-      </w:r>
-    </w:p>
-    <w:p>
-      <w:r>
-        <w:t xml:space="preserve">With listener use </w:t>
-      </w:r>
-      <w:proofErr w:type="spellStart"/>
-      <w:r>
-        <w:t>on_press</w:t>
-      </w:r>
-      <w:proofErr w:type="spellEnd"/>
-      <w:r>
-        <w:t xml:space="preserve"> and </w:t>
-      </w:r>
-      <w:proofErr w:type="spellStart"/>
-      <w:r>
-        <w:t>on_release</w:t>
-      </w:r>
-      <w:proofErr w:type="spellEnd"/>
-      <w:r>
-        <w:t xml:space="preserve"> functions</w:t>
-      </w:r>
-    </w:p>
-    <w:p>
-      <w:r>
-        <w:t>Print prompt for input from user</w:t>
-      </w:r>
-    </w:p>
-    <w:p>
-      <w:r>
-        <w:t>Print prompt for additional input from user</w:t>
-      </w:r>
-    </w:p>
-    <w:p>
-      <w:r>
-        <w:t>Close the program</w:t>
-      </w:r>
-    </w:p>
-    <w:p/>
+      <w:r>
+        <w:t>read</w:t>
+      </w:r>
+      <w:r>
+        <w:t>UserData() with userInfo content as arguments</w:t>
+      </w:r>
+    </w:p>
+    <w:p>
+      <w:r>
+        <w:tab/>
+      </w:r>
+      <w:r>
+        <w:tab/>
+        <w:t>Else</w:t>
+      </w:r>
+    </w:p>
+    <w:p>
+      <w:r>
+        <w:tab/>
+      </w:r>
+      <w:r>
+        <w:tab/>
+      </w:r>
+      <w:r>
+        <w:tab/>
+        <w:t>Print invalid data error</w:t>
+      </w:r>
+    </w:p>
     <w:sectPr>
       <w:pgSz w:w="12240" w:h="15840"/>
       <w:pgMar w:top="1440" w:right="1440" w:bottom="1440" w:left="1440" w:header="720" w:footer="720" w:gutter="0"/>

--- a/AndrewBennettCIS30ACourseProjectDocumentation.docx
+++ b/AndrewBennettCIS30ACourseProjectDocumentation.docx
@@ -25,13 +25,10 @@
         <w:ind w:firstLine="720"/>
       </w:pPr>
       <w:r>
-        <w:t xml:space="preserve">The main limitation for this program will be that it will only be able to record the user’s input if they leave it running, the moment it is closed the data stream will </w:t>
-      </w:r>
-      <w:r>
-        <w:t>be cut</w:t>
-      </w:r>
-      <w:r>
-        <w:t xml:space="preserve"> off. This can be fixed by setting up the program so that it opens a secondary instance that runs in the background and continues to record input even after the user closes the initial instance.</w:t>
+        <w:t xml:space="preserve">The main limitation for this program will be that it </w:t>
+      </w:r>
+      <w:r>
+        <w:t>can’t simultaneously run the keylogger and the user input aspect of the program, so the keylogger isn’t started until after the user has finished submitting their input. This can be solved with multithreading but that is beyond my current skill level.</w:t>
       </w:r>
     </w:p>
     <w:p>
@@ -195,27 +192,27 @@
     </w:p>
     <w:p>
       <w:r>
+        <w:tab/>
+      </w:r>
+      <w:r>
+        <w:tab/>
+      </w:r>
+      <w:r>
+        <w:tab/>
+      </w:r>
+      <w:r>
+        <w:t>If the key release</w:t>
+      </w:r>
+      <w:r>
+        <w:t>d</w:t>
+      </w:r>
+      <w:r>
+        <w:t xml:space="preserve"> was the Escape key</w:t>
+      </w:r>
+    </w:p>
+    <w:p>
+      <w:r>
         <w:lastRenderedPageBreak/>
-        <w:tab/>
-      </w:r>
-      <w:r>
-        <w:tab/>
-      </w:r>
-      <w:r>
-        <w:tab/>
-      </w:r>
-      <w:r>
-        <w:t>If the key release</w:t>
-      </w:r>
-      <w:r>
-        <w:t>d</w:t>
-      </w:r>
-      <w:r>
-        <w:t xml:space="preserve"> was the Escape key</w:t>
-      </w:r>
-    </w:p>
-    <w:p>
-      <w:r>
         <w:tab/>
       </w:r>
       <w:r>
@@ -507,8 +504,28 @@
         <w:ind w:firstLine="720"/>
       </w:pPr>
       <w:r>
+        <w:tab/>
+      </w:r>
+    </w:p>
+    <w:p>
+      <w:pPr>
+        <w:ind w:left="720" w:firstLine="720"/>
+      </w:pPr>
+      <w:r>
         <w:lastRenderedPageBreak/>
-        <w:tab/>
+        <w:t>If Phone is numerical</w:t>
+      </w:r>
+    </w:p>
+    <w:p>
+      <w:pPr>
+        <w:ind w:firstLine="720"/>
+      </w:pPr>
+      <w:r>
+        <w:tab/>
+      </w:r>
+      <w:r>
+        <w:tab/>
+        <w:t>Set as True</w:t>
       </w:r>
     </w:p>
     <w:p>
@@ -516,7 +533,7 @@
         <w:ind w:left="720" w:firstLine="720"/>
       </w:pPr>
       <w:r>
-        <w:t>If Phone is numerical</w:t>
+        <w:t>If Marital is alphabetical</w:t>
       </w:r>
     </w:p>
     <w:p>
@@ -536,7 +553,7 @@
         <w:ind w:left="720" w:firstLine="720"/>
       </w:pPr>
       <w:r>
-        <w:t>If Marital is alphabetical</w:t>
+        <w:t>If Country is alphabetical</w:t>
       </w:r>
     </w:p>
     <w:p>
@@ -556,7 +573,7 @@
         <w:ind w:left="720" w:firstLine="720"/>
       </w:pPr>
       <w:r>
-        <w:t>If Country is alphabetical</w:t>
+        <w:t>If Number is numerical</w:t>
       </w:r>
     </w:p>
     <w:p>
@@ -576,19 +593,19 @@
         <w:ind w:left="720" w:firstLine="720"/>
       </w:pPr>
       <w:r>
-        <w:t>If Number is numerical</w:t>
-      </w:r>
-    </w:p>
-    <w:p>
-      <w:pPr>
-        <w:ind w:firstLine="720"/>
-      </w:pPr>
-      <w:r>
-        <w:tab/>
-      </w:r>
-      <w:r>
-        <w:tab/>
-        <w:t>Set as True</w:t>
+        <w:t>If all variables are True</w:t>
+      </w:r>
+    </w:p>
+    <w:p>
+      <w:pPr>
+        <w:ind w:firstLine="720"/>
+      </w:pPr>
+      <w:r>
+        <w:tab/>
+      </w:r>
+      <w:r>
+        <w:tab/>
+        <w:t>Return True</w:t>
       </w:r>
     </w:p>
     <w:p>
@@ -596,26 +613,6 @@
         <w:ind w:left="720" w:firstLine="720"/>
       </w:pPr>
       <w:r>
-        <w:t>If all variables are True</w:t>
-      </w:r>
-    </w:p>
-    <w:p>
-      <w:pPr>
-        <w:ind w:firstLine="720"/>
-      </w:pPr>
-      <w:r>
-        <w:tab/>
-      </w:r>
-      <w:r>
-        <w:tab/>
-        <w:t>Return True</w:t>
-      </w:r>
-    </w:p>
-    <w:p>
-      <w:pPr>
-        <w:ind w:left="720" w:firstLine="720"/>
-      </w:pPr>
-      <w:r>
         <w:t>Else</w:t>
       </w:r>
     </w:p>
@@ -721,15 +718,7 @@
       </w:r>
       <w:r>
         <w:tab/>
-      </w:r>
-      <w:r>
-        <w:t xml:space="preserve">Call </w:t>
-      </w:r>
-      <w:r>
-        <w:t>read</w:t>
-      </w:r>
-      <w:r>
-        <w:t>UserData() with userInfo content as arguments</w:t>
+        <w:t>Call readUserData() with userInfo content as arguments</w:t>
       </w:r>
     </w:p>
     <w:p>
